--- a/Proyecto_Genos_V10_1_Maestro.docx
+++ b/Proyecto_Genos_V10_1_Maestro.docx
@@ -863,7 +863,7 @@
       </w:pPr>
       <w:r>
         <w:rPr/>
-        <w:t xml:space="preserve">Interacciones y Cosecha: Caricias añaden Amistad. Manchas de suciedad en pedestal se limpian frotando (mouseenter/click). Moneda dorada flotante aparece si evAcumulada &gt;= 0.10 para recolectar EV pasiva.</w:t>
+        <w:t xml:space="preserve">Interacciones y Cosecha: Caricias (requiere tocar 5 veces al Geno) añaden Amistad. Manchas de suciedad en pedestal se limpian frotando (mouseenter/click). Moneda dorada flotante aparece si evAcumulada &gt;= 0.10 para recolectar EV pasiva.</w:t>
       </w:r>
     </w:p>
     <w:p>
@@ -14888,7 +14888,7 @@
       </w:pPr>
       <w:r>
         <w:rPr/>
-        <w:t xml:space="preserve">Acariciar una vez al dia al Geno Compañero otorga +10 XP y un boost de +20% en la recuperacion de Resistencia para el resto del dia.</w:t>
+        <w:t xml:space="preserve">Acariciar (requiere tocar 5 veces al Geno) una vez al dia al Geno Compañero otorga +10 XP y un boost de +20% en la recuperacion de Resistencia para el resto del dia.</w:t>
       </w:r>
     </w:p>
     <w:p>

--- a/Proyecto_Genos_V10_1_Maestro.docx
+++ b/Proyecto_Genos_V10_1_Maestro.docx
@@ -876,6 +876,19 @@
       </w:pPr>
       <w:r>
         <w:rPr/>
+        <w:t xml:space="preserve">Decaimiento por Negligencia (Amistad): Si cualquier necesidad del Geno cae por debajo del 20% (estado de Huelga/desatendido) durante más de 24 horas continuas, la Amistad disminuirá a razón de 1 punto por hora. Subir las necesidades sobre el 20% detiene el decaimiento y restablece el contador.</w:t>
+      </w:r>
+    </w:p>
+    <w:p>
+      <w:pPr>
+        <w:numPr>
+          <w:ilvl w:val="0"/>
+          <w:numId w:val="2"/>
+        </w:numPr>
+        <w:spacing w:lineRule="auto"/>
+      </w:pPr>
+      <w:r>
+        <w:rPr/>
         <w:t xml:space="preserve">Impactos en Combate: "Estado Óptimo" (necesidades &gt;80%) otorga +25 LUK (+5% crítico) y genera EV. "Huelga" (necesidades &lt;20%) impide que el Geno luche en el Coliseo.</w:t>
       </w:r>
     </w:p>
@@ -14915,6 +14928,19 @@
       <w:r>
         <w:rPr/>
         <w:t xml:space="preserve">El estado "Huelga" (cualquier necesidad &lt; 20%) inhabilita al Geno para combatir.</w:t>
+      </w:r>
+    </w:p>
+    <w:p>
+      <w:pPr>
+        <w:numPr>
+          <w:ilvl w:val="0"/>
+          <w:numId w:val="4"/>
+        </w:numPr>
+        <w:spacing w:lineRule="auto"/>
+      </w:pPr>
+      <w:r>
+        <w:rPr/>
+        <w:t xml:space="preserve">Decaimiento por Negligencia: Si el Geno permanece en estado de "Huelga" (necesidades &lt; 20%) por más de 24 horas seguidas, perderá Amistad a razón de 1 punto por hora (24 puntos al día). Esto se detiene y el contador se restablece a cero al curar todas sus necesidades sobre el 20%.</w:t>
       </w:r>
     </w:p>
     <w:p>

--- a/Proyecto_Genos_V10_1_Maestro.docx
+++ b/Proyecto_Genos_V10_1_Maestro.docx
@@ -863,7 +863,7 @@
       </w:pPr>
       <w:r>
         <w:rPr/>
-        <w:t xml:space="preserve">Interacciones y Cosecha: Caricias (requiere tocar 5 veces al Geno) añaden Amistad. Manchas de suciedad en pedestal se limpian frotando (mouseenter/click). Moneda dorada flotante aparece si evAcumulada &gt;= 0.10 para recolectar EV pasiva.</w:t>
+        <w:t xml:space="preserve">Interacciones y Cosecha: Caricias (requiere tocar 5 veces al Geno) añaden Amistad. Manchas de suciedad en pedestal se limpian frotando (mouseenter/click). Moneda dorada flotante aparece si evAcumulada &gt;= 0.10 para recolectar EV pasiva. Si alguna necesidad cae bajo el 20%, una burbuja de diálogo flotante aparecerá sobre el Geno detallando la necesidad (ej. "Tengo Hambre", "Quiero Jugar") en color neón a juego.</w:t>
       </w:r>
     </w:p>
     <w:p>
@@ -14941,6 +14941,19 @@
       <w:r>
         <w:rPr/>
         <w:t xml:space="preserve">Decaimiento por Negligencia: Si el Geno permanece en estado de "Huelga" (necesidades &lt; 20%) por más de 24 horas seguidas, perderá Amistad a razón de 1 punto por hora (24 puntos al día). Esto se detiene y el contador se restablece a cero al curar todas sus necesidades sobre el 20%.</w:t>
+      </w:r>
+    </w:p>
+    <w:p>
+      <w:pPr>
+        <w:numPr>
+          <w:ilvl w:val="0"/>
+          <w:numId w:val="4"/>
+        </w:numPr>
+        <w:spacing w:lineRule="auto"/>
+      </w:pPr>
+      <w:r>
+        <w:rPr/>
+        <w:t xml:space="preserve">Alertas de Diálogo Flotantes: Las advertencias de necesidades críticas se muestran dinámicamente como globos de texto flotantes con animación bobbing sobre la criatura (ej. "Tengo Hambre", "Quiero Jugar"), eliminando banners estáticos intrusivos de la interfaz principal.</w:t>
       </w:r>
     </w:p>
     <w:p>

--- a/Proyecto_Genos_V10_1_Maestro.docx
+++ b/Proyecto_Genos_V10_1_Maestro.docx
@@ -863,7 +863,7 @@
       </w:pPr>
       <w:r>
         <w:rPr/>
-        <w:t xml:space="preserve">Interacciones y Cosecha: Caricias (requiere tocar 5 veces al Geno) añaden Amistad. Manchas de suciedad en pedestal se limpian frotando (mouseenter/click). Moneda dorada flotante aparece si evAcumulada &gt;= 0.10 para recolectar EV pasiva. Si alguna necesidad cae bajo el 20%, una burbuja de diálogo flotante aparecerá sobre el Geno detallando la necesidad (ej. "Tengo Hambre", "Quiero Jugar") en color neón a juego.</w:t>
+        <w:t xml:space="preserve">Interacciones y Cosecha: Caricias (cada toque individual genera un pequeño corazón flotante como feedback visual, requiriendo 5 toques para registrar la caricia y añadir Amistad/Cuidado Diario). Manchas de suciedad en pedestal se limpian frotando (mouseenter/click). Moneda dorada flotante aparece si evAcumulada &gt;= 0.10 para recolectar EV pasiva. Si alguna necesidad cae bajo el 20%, una burbuja de diálogo flotante aparecerá sobre el Geno detallando la necesidad (ej. "Tengo Hambre", "Quiero Jugar") en color neón a juego.</w:t>
       </w:r>
     </w:p>
     <w:p>
@@ -14901,7 +14901,7 @@
       </w:pPr>
       <w:r>
         <w:rPr/>
-        <w:t xml:space="preserve">Acariciar (requiere tocar 5 veces al Geno) una vez al dia al Geno Compañero otorga +10 XP y un boost de +20% en la recuperacion de Resistencia para el resto del dia.</w:t>
+        <w:t xml:space="preserve">Acariciar (cada toque individual genera un pequeño corazón flotante como feedback visual, requiriendo 5 toques para registrar la caricia) una vez al dia al Geno Compañero otorga +10 XP y un boost de +20% en la recuperacion de Resistencia para el resto del dia.</w:t>
       </w:r>
     </w:p>
     <w:p>

--- a/Proyecto_Genos_V10_1_Maestro.docx
+++ b/Proyecto_Genos_V10_1_Maestro.docx
@@ -863,7 +863,7 @@
       </w:pPr>
       <w:r>
         <w:rPr/>
-        <w:t xml:space="preserve">Interacciones y Cosecha: Caricias (cada toque individual genera un pequeño corazón flotante como feedback visual, requiriendo 5 toques para registrar la caricia y añadir Amistad/Cuidado Diario). Manchas de suciedad en pedestal se limpian frotando (mouseenter/click). Moneda dorada flotante aparece si evAcumulada &gt;= 0.10 para recolectar EV pasiva. Si alguna necesidad cae bajo el 20%, una burbuja de diálogo flotante aparecerá sobre el Geno detallando la necesidad (ej. "Tengo Hambre", "Quiero Jugar") en color neón a juego.</w:t>
+        <w:t xml:space="preserve">Interacciones y Cosecha: Caricias (cada toque individual genera un pequeño corazón flotante como feedback visual, requiriendo 5 toques para registrar la caricia y añadir Amistad/Cuidado Diario). Manchas de suciedad en pedestal se limpian frotando (mouseenter/click). Moneda dorada flotante aparece si evAcumulada &gt;= 0.10 para recolectar EV pasiva. Si alguna necesidad cae bajo el 20%, una burbuja de diálogo flotante aparecerá sobre el Geno detallando la necesidad (ej. "Tengo Hambre", "Quiero Jugar") en color neón a juego. El manual de cuidado se abre al hacer clic sobre cualquiera de los 4 estados en la cuadrícula de necesidades del modal de estadísticas (eliminando el HUD de necesidades de la pantalla principal para evitar saturación visual).</w:t>
       </w:r>
     </w:p>
     <w:p>
@@ -14953,7 +14953,7 @@
       </w:pPr>
       <w:r>
         <w:rPr/>
-        <w:t xml:space="preserve">Alertas de Diálogo Flotantes: Las advertencias de necesidades críticas se muestran dinámicamente como globos de texto flotantes con animación bobbing sobre la criatura (ej. "Tengo Hambre", "Quiero Jugar"), eliminando banners estáticos intrusivos de la interfaz principal.</w:t>
+        <w:t xml:space="preserve">Alertas de Diálogo Flotantes: Las advertencias de necesidades críticas se muestran dinámicamente como globos de texto flotantes con animación bobbing sobre la criatura (ej. "Tengo Hambre", "Quiero Jugar"), eliminando los banners y barras de la interfaz principal para un HUD minimalista. El Manual de Cuidado se abre al hacer clic sobre cualquiera de los 4 estados en la cuadrícula de necesidades del modal de estadísticas.</w:t>
       </w:r>
     </w:p>
     <w:p>

--- a/Proyecto_Genos_V10_1_Maestro.docx
+++ b/Proyecto_Genos_V10_1_Maestro.docx
@@ -786,7 +786,7 @@
       </w:pPr>
       <w:r>
         <w:rPr/>
-        <w:t xml:space="preserve">Resistencia del Geno (Individual): Max 100. Consume 25 en Coliseo. Recupera 25/hora (30/hora con Cuidado Diario).</w:t>
+        <w:t xml:space="preserve">Resistencia del Geno (Individual): Max 100. Consume 20 en Coliseo. Recupera 25/hora (30/hora con Cuidado Diario).</w:t>
       </w:r>
     </w:p>
     <w:p>
@@ -837,7 +837,7 @@
       </w:pPr>
       <w:r>
         <w:rPr/>
-        <w:t xml:space="preserve">Cuidado Activo vs Reserva: Los Genos en reserva reducen sus necesidades 10x más despacio.</w:t>
+        <w:t xml:space="preserve">Cuidado Activo vs Reserva: Los Genos en reserva reducen sus necesidades 5x más despacio.</w:t>
       </w:r>
     </w:p>
     <w:p>
@@ -863,7 +863,7 @@
       </w:pPr>
       <w:r>
         <w:rPr/>
-        <w:t xml:space="preserve">Interacciones y Cosecha: Caricias (cada toque individual genera un pequeño corazón flotante como feedback visual, requiriendo 5 toques para registrar la caricia y añadir Amistad/Cuidado Diario). Manchas de suciedad en pedestal se limpian frotando (mouseenter/click). Moneda dorada flotante aparece si evAcumulada &gt;= 0.10 para recolectar EV pasiva. Si alguna necesidad cae bajo el 20%, una burbuja de diálogo flotante aparecerá sobre el Geno detallando la necesidad (ej. "Tengo Hambre", "Quiero Jugar") en color neón a juego. El manual de cuidado se abre al hacer clic sobre cualquiera de los 4 estados en la cuadrícula de necesidades del modal de estadísticas (eliminando el HUD de necesidades de la pantalla principal para evitar saturación visual).</w:t>
+        <w:t xml:space="preserve">Interacciones y Cosecha: Caricias (cada toque individual genera un pequeño corazón flotante como feedback visual, requiriendo 5 toques para registrar la caricia y añadir Amistad/Cuidado Diario - la ganancia de Amistad para cualquier acción ahora es de 1 a 3 puntos aleatorios y está limitada a una única vez al día por tipo de acción). Manchas de suciedad en pedestal se limpian frotando (mouseenter/click). Moneda dorada flotante aparece si evAcumulada &gt;= 0.10 para recolectar EV pasiva. Si alguna necesidad cae bajo el 20%, una burbuja de diálogo flotante aparecerá sobre el Geno detallando la necesidad (ej. "Tengo Hambre", "Quiero Jugar") en color neón a juego. El manual de cuidado se abre al hacer clic sobre cualquiera de los 4 estados en la cuadrícula de necesidades del modal de estadísticas (eliminando el HUD de necesidades de la pantalla principal para evitar saturación visual).</w:t>
       </w:r>
     </w:p>
     <w:p>
@@ -14863,7 +14863,7 @@
       </w:pPr>
       <w:r>
         <w:rPr/>
-        <w:t xml:space="preserve">Pelear en el Coliseo consume 10 de Energia Nexo y 25 de Resistencia del Geno activo.</w:t>
+        <w:t xml:space="preserve">Pelear en el Coliseo consume 10 de Energia Nexo y 20 de Resistencia del Geno activo.</w:t>
       </w:r>
     </w:p>
     <w:p>
@@ -14901,7 +14901,7 @@
       </w:pPr>
       <w:r>
         <w:rPr/>
-        <w:t xml:space="preserve">Acariciar (cada toque individual genera un pequeño corazón flotante como feedback visual, requiriendo 5 toques para registrar la caricia) una vez al dia al Geno Compañero otorga +10 XP y un boost de +20% en la recuperacion de Resistencia para el resto del dia.</w:t>
+        <w:t xml:space="preserve">Ganancia de Amistad Diaria: La amistad obtenida por cualquier acción de cuidado (caricias, limpieza, alimentación, combates, minijuegos, duchas) está limitada a de 1 a 3 puntos aleatorios por acción y se puede ganar solo una vez al día por tipo de acción. Las repeticiones de la misma acción el mismo día no aportarán más amistad.</w:t>
       </w:r>
     </w:p>
     <w:p>
@@ -14914,7 +14914,7 @@
       </w:pPr>
       <w:r>
         <w:rPr/>
-        <w:t xml:space="preserve">El "Estado Optimo" (todas las necesidades &gt; 80%) otorga un bonus de +25 LUK (+5% probabilidad de golpe critico) en el Coliseo y genera EV pasiva en el pedestal.</w:t>
+        <w:t xml:space="preserve">Acariciar (cada toque individual genera un pequeño corazón flotante como feedback visual, requiriendo 5 toques para registrar la caricia) una vez al dia al Geno Compañero otorga +10 XP y un boost de +20% en la recuperacion de Resistencia para el resto del dia.</w:t>
       </w:r>
     </w:p>
     <w:p>
@@ -14927,7 +14927,7 @@
       </w:pPr>
       <w:r>
         <w:rPr/>
-        <w:t xml:space="preserve">El estado "Huelga" (cualquier necesidad &lt; 20%) inhabilita al Geno para combatir.</w:t>
+        <w:t xml:space="preserve">El "Estado Optimo" (todas las necesidades &gt; 80%) otorga un bonus de +25 LUK (+5% probabilidad de golpe critico) en el Coliseo y genera EV pasiva en el pedestal.</w:t>
       </w:r>
     </w:p>
     <w:p>
@@ -14940,7 +14940,7 @@
       </w:pPr>
       <w:r>
         <w:rPr/>
-        <w:t xml:space="preserve">Decaimiento por Negligencia: Si el Geno permanece en estado de "Huelga" (necesidades &lt; 20%) por más de 24 horas seguidas, perderá Amistad a razón de 1 punto por hora (24 puntos al día). Esto se detiene y el contador se restablece a cero al curar todas sus necesidades sobre el 20%.</w:t>
+        <w:t xml:space="preserve">El estado "Huelga" (cualquier necesidad &lt; 20%) inhabilita al Geno para combatir.</w:t>
       </w:r>
     </w:p>
     <w:p>
@@ -14953,6 +14953,19 @@
       </w:pPr>
       <w:r>
         <w:rPr/>
+        <w:t xml:space="preserve">Decaimiento por Negligencia: Si el Geno permanece en estado de "Huelga" (necesidades &lt; 20%) por más de 24 horas seguidas, perderá Amistad a razón de 1 punto por hora (24 puntos al día). Esto se detiene y el contador se restablece a cero al curar todas sus necesidades sobre el 20%.</w:t>
+      </w:r>
+    </w:p>
+    <w:p>
+      <w:pPr>
+        <w:numPr>
+          <w:ilvl w:val="0"/>
+          <w:numId w:val="4"/>
+        </w:numPr>
+        <w:spacing w:lineRule="auto"/>
+      </w:pPr>
+      <w:r>
+        <w:rPr/>
         <w:t xml:space="preserve">Alertas de Diálogo Flotantes: Las advertencias de necesidades críticas se muestran dinámicamente como globos de texto flotantes con animación bobbing sobre la criatura (ej. "Tengo Hambre", "Quiero Jugar"), eliminando los banners y barras de la interfaz principal para un HUD minimalista. El Manual de Cuidado se abre al hacer clic sobre cualquiera de los 4 estados en la cuadrícula de necesidades del modal de estadísticas.</w:t>
       </w:r>
     </w:p>
@@ -14991,7 +15004,7 @@
       </w:pPr>
       <w:r>
         <w:rPr/>
-        <w:t xml:space="preserve">Ducha de Plasma (🧼 - 1.00 EV): Limpia a todo tu inventario al 100% de Higiene y otorga +5 de Amistad de un solo clic.</w:t>
+        <w:t xml:space="preserve">Ducha de Plasma (🧼 - 1.00 EV): Limpia a todo tu inventario al 100% de Higiene y otorga de 1 a 3 puntos de Amistad (aleatorio, una vez al día por Geno) de un solo clic.</w:t>
       </w:r>
     </w:p>
     <w:p>
